--- a/downloads/student/Unit 04/Handout 04.11 - Client Cards and Needs and Wants List.docx
+++ b/downloads/student/Unit 04/Handout 04.11 - Client Cards and Needs and Wants List.docx
@@ -110,46 +110,82 @@
         </w:rPr>
         <w:t xml:space="preserve">Must have (needs):</w:t>
       </w:r>
-      <w:r>
-        <w:t xml:space="preserve"> </w:t>
-      </w:r>
-      <w:r>
-        <w:t xml:space="preserve">- A bed he can get in and out of with the walker, with one open side facing the path</w:t>
-      </w:r>
-      <w:r>
-        <w:t xml:space="preserve"> </w:t>
-      </w:r>
-      <w:r>
-        <w:t xml:space="preserve">- A clear path at least 36 inches wide from the door to the bed, and from the bed to the closet</w:t>
-      </w:r>
-      <w:r>
-        <w:t xml:space="preserve"> </w:t>
-      </w:r>
-      <w:r>
-        <w:t xml:space="preserve">- Nothing on the floor that can catch the walker’s feet</w:t>
-      </w:r>
-      <w:r>
-        <w:t xml:space="preserve"> </w:t>
-      </w:r>
-      <w:r>
-        <w:t xml:space="preserve">- A chair with arms and a firm seat</w:t>
-      </w:r>
-      <w:r>
-        <w:t xml:space="preserve"> </w:t>
-      </w:r>
-      <w:r>
-        <w:t xml:space="preserve">- A lamp he can turn on from the bed</w:t>
-      </w:r>
-      <w:r>
-        <w:t xml:space="preserve"> </w:t>
-      </w:r>
-      <w:r>
-        <w:t xml:space="preserve">- A night light on the path</w:t>
-      </w:r>
-    </w:p>
-    <w:p>
-      <w:pPr>
-        <w:pStyle w:val="BodyText"/>
+    </w:p>
+    <w:p>
+      <w:pPr>
+        <w:numPr>
+          <w:ilvl w:val="0"/>
+          <w:numId w:val="1001"/>
+        </w:numPr>
+        <w:pStyle w:val="Compact"/>
+      </w:pPr>
+      <w:r>
+        <w:t xml:space="preserve">A bed he can get in and out of with the walker, with one open side facing the path</w:t>
+      </w:r>
+    </w:p>
+    <w:p>
+      <w:pPr>
+        <w:numPr>
+          <w:ilvl w:val="0"/>
+          <w:numId w:val="1001"/>
+        </w:numPr>
+        <w:pStyle w:val="Compact"/>
+      </w:pPr>
+      <w:r>
+        <w:t xml:space="preserve">A clear path at least 36 inches wide from the door to the bed, and from the bed to the closet</w:t>
+      </w:r>
+    </w:p>
+    <w:p>
+      <w:pPr>
+        <w:numPr>
+          <w:ilvl w:val="0"/>
+          <w:numId w:val="1001"/>
+        </w:numPr>
+        <w:pStyle w:val="Compact"/>
+      </w:pPr>
+      <w:r>
+        <w:t xml:space="preserve">Nothing on the floor that can catch the walker’s feet</w:t>
+      </w:r>
+    </w:p>
+    <w:p>
+      <w:pPr>
+        <w:numPr>
+          <w:ilvl w:val="0"/>
+          <w:numId w:val="1001"/>
+        </w:numPr>
+        <w:pStyle w:val="Compact"/>
+      </w:pPr>
+      <w:r>
+        <w:t xml:space="preserve">A chair with arms and a firm seat</w:t>
+      </w:r>
+    </w:p>
+    <w:p>
+      <w:pPr>
+        <w:numPr>
+          <w:ilvl w:val="0"/>
+          <w:numId w:val="1001"/>
+        </w:numPr>
+        <w:pStyle w:val="Compact"/>
+      </w:pPr>
+      <w:r>
+        <w:t xml:space="preserve">A lamp he can turn on from the bed</w:t>
+      </w:r>
+    </w:p>
+    <w:p>
+      <w:pPr>
+        <w:numPr>
+          <w:ilvl w:val="0"/>
+          <w:numId w:val="1001"/>
+        </w:numPr>
+        <w:pStyle w:val="Compact"/>
+      </w:pPr>
+      <w:r>
+        <w:t xml:space="preserve">A night light on the path</w:t>
+      </w:r>
+    </w:p>
+    <w:p>
+      <w:pPr>
+        <w:pStyle w:val="FirstParagraph"/>
       </w:pPr>
       <w:r>
         <w:rPr>
@@ -157,28 +193,46 @@
         </w:rPr>
         <w:t xml:space="preserve">Would like (wants):</w:t>
       </w:r>
-      <w:r>
-        <w:t xml:space="preserve"> </w:t>
-      </w:r>
-      <w:r>
-        <w:t xml:space="preserve">- A place for his photos where he can see them from the bed</w:t>
-      </w:r>
-      <w:r>
-        <w:t xml:space="preserve"> </w:t>
-      </w:r>
-      <w:r>
-        <w:t xml:space="preserve">- A small TV</w:t>
-      </w:r>
-      <w:r>
-        <w:t xml:space="preserve"> </w:t>
-      </w:r>
-      <w:r>
-        <w:t xml:space="preserve">- His favorite color is blue</w:t>
-      </w:r>
-    </w:p>
-    <w:p>
-      <w:pPr>
-        <w:pStyle w:val="BodyText"/>
+    </w:p>
+    <w:p>
+      <w:pPr>
+        <w:numPr>
+          <w:ilvl w:val="0"/>
+          <w:numId w:val="1002"/>
+        </w:numPr>
+        <w:pStyle w:val="Compact"/>
+      </w:pPr>
+      <w:r>
+        <w:t xml:space="preserve">A place for his photos where he can see them from the bed</w:t>
+      </w:r>
+    </w:p>
+    <w:p>
+      <w:pPr>
+        <w:numPr>
+          <w:ilvl w:val="0"/>
+          <w:numId w:val="1002"/>
+        </w:numPr>
+        <w:pStyle w:val="Compact"/>
+      </w:pPr>
+      <w:r>
+        <w:t xml:space="preserve">A small TV</w:t>
+      </w:r>
+    </w:p>
+    <w:p>
+      <w:pPr>
+        <w:numPr>
+          <w:ilvl w:val="0"/>
+          <w:numId w:val="1002"/>
+        </w:numPr>
+        <w:pStyle w:val="Compact"/>
+      </w:pPr>
+      <w:r>
+        <w:t xml:space="preserve">His favorite color is blue</w:t>
+      </w:r>
+    </w:p>
+    <w:p>
+      <w:pPr>
+        <w:pStyle w:val="FirstParagraph"/>
       </w:pPr>
       <w:r>
         <w:rPr>
@@ -277,40 +331,70 @@
         </w:rPr>
         <w:t xml:space="preserve">Must have (needs):</w:t>
       </w:r>
-      <w:r>
-        <w:t xml:space="preserve"> </w:t>
-      </w:r>
-      <w:r>
-        <w:t xml:space="preserve">- Two sleeping spots (two twin beds, or a bunk bed)</w:t>
-      </w:r>
-      <w:r>
-        <w:t xml:space="preserve"> </w:t>
-      </w:r>
-      <w:r>
-        <w:t xml:space="preserve">- A study corner for Mia with a desk, a light, and a shelf, that Luz’s toys do not spill into</w:t>
-      </w:r>
-      <w:r>
-        <w:t xml:space="preserve"> </w:t>
-      </w:r>
-      <w:r>
-        <w:t xml:space="preserve">- Storage for both sisters’ clothes</w:t>
-      </w:r>
-      <w:r>
-        <w:t xml:space="preserve"> </w:t>
-      </w:r>
-      <w:r>
-        <w:t xml:space="preserve">- A place for Luz’s toys that is not the floor</w:t>
-      </w:r>
-      <w:r>
-        <w:t xml:space="preserve"> </w:t>
-      </w:r>
-      <w:r>
-        <w:t xml:space="preserve">- A clear path at least 30 inches wide from the door to each bed and to the closet</w:t>
-      </w:r>
-    </w:p>
-    <w:p>
-      <w:pPr>
-        <w:pStyle w:val="BodyText"/>
+    </w:p>
+    <w:p>
+      <w:pPr>
+        <w:numPr>
+          <w:ilvl w:val="0"/>
+          <w:numId w:val="1003"/>
+        </w:numPr>
+        <w:pStyle w:val="Compact"/>
+      </w:pPr>
+      <w:r>
+        <w:t xml:space="preserve">Two sleeping spots (two twin beds, or a bunk bed)</w:t>
+      </w:r>
+    </w:p>
+    <w:p>
+      <w:pPr>
+        <w:numPr>
+          <w:ilvl w:val="0"/>
+          <w:numId w:val="1003"/>
+        </w:numPr>
+        <w:pStyle w:val="Compact"/>
+      </w:pPr>
+      <w:r>
+        <w:t xml:space="preserve">A study corner for Mia with a desk, a light, and a shelf, that Luz’s toys do not spill into</w:t>
+      </w:r>
+    </w:p>
+    <w:p>
+      <w:pPr>
+        <w:numPr>
+          <w:ilvl w:val="0"/>
+          <w:numId w:val="1003"/>
+        </w:numPr>
+        <w:pStyle w:val="Compact"/>
+      </w:pPr>
+      <w:r>
+        <w:t xml:space="preserve">Storage for both sisters’ clothes</w:t>
+      </w:r>
+    </w:p>
+    <w:p>
+      <w:pPr>
+        <w:numPr>
+          <w:ilvl w:val="0"/>
+          <w:numId w:val="1003"/>
+        </w:numPr>
+        <w:pStyle w:val="Compact"/>
+      </w:pPr>
+      <w:r>
+        <w:t xml:space="preserve">A place for Luz’s toys that is not the floor</w:t>
+      </w:r>
+    </w:p>
+    <w:p>
+      <w:pPr>
+        <w:numPr>
+          <w:ilvl w:val="0"/>
+          <w:numId w:val="1003"/>
+        </w:numPr>
+        <w:pStyle w:val="Compact"/>
+      </w:pPr>
+      <w:r>
+        <w:t xml:space="preserve">A clear path at least 30 inches wide from the door to each bed and to the closet</w:t>
+      </w:r>
+    </w:p>
+    <w:p>
+      <w:pPr>
+        <w:pStyle w:val="FirstParagraph"/>
       </w:pPr>
       <w:r>
         <w:rPr>
@@ -318,28 +402,46 @@
         </w:rPr>
         <w:t xml:space="preserve">Would like (wants):</w:t>
       </w:r>
-      <w:r>
-        <w:t xml:space="preserve"> </w:t>
-      </w:r>
-      <w:r>
-        <w:t xml:space="preserve">- A divider or curtain between the two sides</w:t>
-      </w:r>
-      <w:r>
-        <w:t xml:space="preserve"> </w:t>
-      </w:r>
-      <w:r>
-        <w:t xml:space="preserve">- A spot for Luz to play on the floor</w:t>
-      </w:r>
-      <w:r>
-        <w:t xml:space="preserve"> </w:t>
-      </w:r>
-      <w:r>
-        <w:t xml:space="preserve">- Mia wants purple; Luz wants yellow</w:t>
-      </w:r>
-    </w:p>
-    <w:p>
-      <w:pPr>
-        <w:pStyle w:val="BodyText"/>
+    </w:p>
+    <w:p>
+      <w:pPr>
+        <w:numPr>
+          <w:ilvl w:val="0"/>
+          <w:numId w:val="1004"/>
+        </w:numPr>
+        <w:pStyle w:val="Compact"/>
+      </w:pPr>
+      <w:r>
+        <w:t xml:space="preserve">A divider or curtain between the two sides</w:t>
+      </w:r>
+    </w:p>
+    <w:p>
+      <w:pPr>
+        <w:numPr>
+          <w:ilvl w:val="0"/>
+          <w:numId w:val="1004"/>
+        </w:numPr>
+        <w:pStyle w:val="Compact"/>
+      </w:pPr>
+      <w:r>
+        <w:t xml:space="preserve">A spot for Luz to play on the floor</w:t>
+      </w:r>
+    </w:p>
+    <w:p>
+      <w:pPr>
+        <w:numPr>
+          <w:ilvl w:val="0"/>
+          <w:numId w:val="1004"/>
+        </w:numPr>
+        <w:pStyle w:val="Compact"/>
+      </w:pPr>
+      <w:r>
+        <w:t xml:space="preserve">Mia wants purple; Luz wants yellow</w:t>
+      </w:r>
+    </w:p>
+    <w:p>
+      <w:pPr>
+        <w:pStyle w:val="FirstParagraph"/>
       </w:pPr>
       <w:r>
         <w:rPr>
@@ -438,52 +540,94 @@
         </w:rPr>
         <w:t xml:space="preserve">Must have (needs):</w:t>
       </w:r>
-      <w:r>
-        <w:t xml:space="preserve"> </w:t>
-      </w:r>
-      <w:r>
-        <w:t xml:space="preserve">- A place to sit and take shoes off</w:t>
-      </w:r>
-      <w:r>
-        <w:t xml:space="preserve"> </w:t>
-      </w:r>
-      <w:r>
-        <w:t xml:space="preserve">- Hooks for four coats and four backpacks, at heights the kids can reach</w:t>
-      </w:r>
-      <w:r>
-        <w:t xml:space="preserve"> </w:t>
-      </w:r>
-      <w:r>
-        <w:t xml:space="preserve">- A bin or cubby for each person’s shoes</w:t>
-      </w:r>
-      <w:r>
-        <w:t xml:space="preserve"> </w:t>
-      </w:r>
-      <w:r>
-        <w:t xml:space="preserve">- A spot for the dog’s leash and a towel</w:t>
-      </w:r>
-      <w:r>
-        <w:t xml:space="preserve"> </w:t>
-      </w:r>
-      <w:r>
-        <w:t xml:space="preserve">- A mat for wet shoes inside the front door</w:t>
-      </w:r>
-      <w:r>
-        <w:t xml:space="preserve"> </w:t>
-      </w:r>
-      <w:r>
-        <w:t xml:space="preserve">- The front door must open all the way</w:t>
-      </w:r>
-      <w:r>
-        <w:t xml:space="preserve"> </w:t>
-      </w:r>
-      <w:r>
-        <w:t xml:space="preserve">- A clear path at least 36 inches wide straight through from the front door to the living room doorway</w:t>
-      </w:r>
-    </w:p>
-    <w:p>
-      <w:pPr>
-        <w:pStyle w:val="BodyText"/>
+    </w:p>
+    <w:p>
+      <w:pPr>
+        <w:numPr>
+          <w:ilvl w:val="0"/>
+          <w:numId w:val="1005"/>
+        </w:numPr>
+        <w:pStyle w:val="Compact"/>
+      </w:pPr>
+      <w:r>
+        <w:t xml:space="preserve">A place to sit and take shoes off</w:t>
+      </w:r>
+    </w:p>
+    <w:p>
+      <w:pPr>
+        <w:numPr>
+          <w:ilvl w:val="0"/>
+          <w:numId w:val="1005"/>
+        </w:numPr>
+        <w:pStyle w:val="Compact"/>
+      </w:pPr>
+      <w:r>
+        <w:t xml:space="preserve">Hooks for four coats and four backpacks, at heights the kids can reach</w:t>
+      </w:r>
+    </w:p>
+    <w:p>
+      <w:pPr>
+        <w:numPr>
+          <w:ilvl w:val="0"/>
+          <w:numId w:val="1005"/>
+        </w:numPr>
+        <w:pStyle w:val="Compact"/>
+      </w:pPr>
+      <w:r>
+        <w:t xml:space="preserve">A bin or cubby for each person’s shoes</w:t>
+      </w:r>
+    </w:p>
+    <w:p>
+      <w:pPr>
+        <w:numPr>
+          <w:ilvl w:val="0"/>
+          <w:numId w:val="1005"/>
+        </w:numPr>
+        <w:pStyle w:val="Compact"/>
+      </w:pPr>
+      <w:r>
+        <w:t xml:space="preserve">A spot for the dog’s leash and a towel</w:t>
+      </w:r>
+    </w:p>
+    <w:p>
+      <w:pPr>
+        <w:numPr>
+          <w:ilvl w:val="0"/>
+          <w:numId w:val="1005"/>
+        </w:numPr>
+        <w:pStyle w:val="Compact"/>
+      </w:pPr>
+      <w:r>
+        <w:t xml:space="preserve">A mat for wet shoes inside the front door</w:t>
+      </w:r>
+    </w:p>
+    <w:p>
+      <w:pPr>
+        <w:numPr>
+          <w:ilvl w:val="0"/>
+          <w:numId w:val="1005"/>
+        </w:numPr>
+        <w:pStyle w:val="Compact"/>
+      </w:pPr>
+      <w:r>
+        <w:t xml:space="preserve">The front door must open all the way</w:t>
+      </w:r>
+    </w:p>
+    <w:p>
+      <w:pPr>
+        <w:numPr>
+          <w:ilvl w:val="0"/>
+          <w:numId w:val="1005"/>
+        </w:numPr>
+        <w:pStyle w:val="Compact"/>
+      </w:pPr>
+      <w:r>
+        <w:t xml:space="preserve">A clear path at least 36 inches wide straight through from the front door to the living room doorway</w:t>
+      </w:r>
+    </w:p>
+    <w:p>
+      <w:pPr>
+        <w:pStyle w:val="FirstParagraph"/>
       </w:pPr>
       <w:r>
         <w:rPr>
@@ -491,28 +635,46 @@
         </w:rPr>
         <w:t xml:space="preserve">Would like (wants):</w:t>
       </w:r>
-      <w:r>
-        <w:t xml:space="preserve"> </w:t>
-      </w:r>
-      <w:r>
-        <w:t xml:space="preserve">- A mirror</w:t>
-      </w:r>
-      <w:r>
-        <w:t xml:space="preserve"> </w:t>
-      </w:r>
-      <w:r>
-        <w:t xml:space="preserve">- A spot for mail and keys</w:t>
-      </w:r>
-      <w:r>
-        <w:t xml:space="preserve"> </w:t>
-      </w:r>
-      <w:r>
-        <w:t xml:space="preserve">- A bench with storage inside it</w:t>
-      </w:r>
-    </w:p>
-    <w:p>
-      <w:pPr>
-        <w:pStyle w:val="BodyText"/>
+    </w:p>
+    <w:p>
+      <w:pPr>
+        <w:numPr>
+          <w:ilvl w:val="0"/>
+          <w:numId w:val="1006"/>
+        </w:numPr>
+        <w:pStyle w:val="Compact"/>
+      </w:pPr>
+      <w:r>
+        <w:t xml:space="preserve">A mirror</w:t>
+      </w:r>
+    </w:p>
+    <w:p>
+      <w:pPr>
+        <w:numPr>
+          <w:ilvl w:val="0"/>
+          <w:numId w:val="1006"/>
+        </w:numPr>
+        <w:pStyle w:val="Compact"/>
+      </w:pPr>
+      <w:r>
+        <w:t xml:space="preserve">A spot for mail and keys</w:t>
+      </w:r>
+    </w:p>
+    <w:p>
+      <w:pPr>
+        <w:numPr>
+          <w:ilvl w:val="0"/>
+          <w:numId w:val="1006"/>
+        </w:numPr>
+        <w:pStyle w:val="Compact"/>
+      </w:pPr>
+      <w:r>
+        <w:t xml:space="preserve">A bench with storage inside it</w:t>
+      </w:r>
+    </w:p>
+    <w:p>
+      <w:pPr>
+        <w:pStyle w:val="FirstParagraph"/>
       </w:pPr>
       <w:r>
         <w:rPr>
@@ -611,46 +773,82 @@
         </w:rPr>
         <w:t xml:space="preserve">Must have (needs):</w:t>
       </w:r>
-      <w:r>
-        <w:t xml:space="preserve"> </w:t>
-      </w:r>
-      <w:r>
-        <w:t xml:space="preserve">- Their full-size bed stays</w:t>
-      </w:r>
-      <w:r>
-        <w:t xml:space="preserve"> </w:t>
-      </w:r>
-      <w:r>
-        <w:t xml:space="preserve">- A crib with clear space around it, at least 3 feet from the window and from any cord, heater, or shelf that could fall</w:t>
-      </w:r>
-      <w:r>
-        <w:t xml:space="preserve"> </w:t>
-      </w:r>
-      <w:r>
-        <w:t xml:space="preserve">- A changing spot with supplies within arm’s reach, so no one turns away from the baby</w:t>
-      </w:r>
-      <w:r>
-        <w:t xml:space="preserve"> </w:t>
-      </w:r>
-      <w:r>
-        <w:t xml:space="preserve">- A chair for night feedings, near the crib</w:t>
-      </w:r>
-      <w:r>
-        <w:t xml:space="preserve"> </w:t>
-      </w:r>
-      <w:r>
-        <w:t xml:space="preserve">- A clear path at least 30 inches wide from the door to the bed, the crib, and the closet</w:t>
-      </w:r>
-      <w:r>
-        <w:t xml:space="preserve"> </w:t>
-      </w:r>
-      <w:r>
-        <w:t xml:space="preserve">- Window coverings with no dangling cords</w:t>
-      </w:r>
-    </w:p>
-    <w:p>
-      <w:pPr>
-        <w:pStyle w:val="BodyText"/>
+    </w:p>
+    <w:p>
+      <w:pPr>
+        <w:numPr>
+          <w:ilvl w:val="0"/>
+          <w:numId w:val="1007"/>
+        </w:numPr>
+        <w:pStyle w:val="Compact"/>
+      </w:pPr>
+      <w:r>
+        <w:t xml:space="preserve">Their full-size bed stays</w:t>
+      </w:r>
+    </w:p>
+    <w:p>
+      <w:pPr>
+        <w:numPr>
+          <w:ilvl w:val="0"/>
+          <w:numId w:val="1007"/>
+        </w:numPr>
+        <w:pStyle w:val="Compact"/>
+      </w:pPr>
+      <w:r>
+        <w:t xml:space="preserve">A crib with clear space around it, at least 3 feet from the window and from any cord, heater, or shelf that could fall</w:t>
+      </w:r>
+    </w:p>
+    <w:p>
+      <w:pPr>
+        <w:numPr>
+          <w:ilvl w:val="0"/>
+          <w:numId w:val="1007"/>
+        </w:numPr>
+        <w:pStyle w:val="Compact"/>
+      </w:pPr>
+      <w:r>
+        <w:t xml:space="preserve">A changing spot with supplies within arm’s reach, so no one turns away from the baby</w:t>
+      </w:r>
+    </w:p>
+    <w:p>
+      <w:pPr>
+        <w:numPr>
+          <w:ilvl w:val="0"/>
+          <w:numId w:val="1007"/>
+        </w:numPr>
+        <w:pStyle w:val="Compact"/>
+      </w:pPr>
+      <w:r>
+        <w:t xml:space="preserve">A chair for night feedings, near the crib</w:t>
+      </w:r>
+    </w:p>
+    <w:p>
+      <w:pPr>
+        <w:numPr>
+          <w:ilvl w:val="0"/>
+          <w:numId w:val="1007"/>
+        </w:numPr>
+        <w:pStyle w:val="Compact"/>
+      </w:pPr>
+      <w:r>
+        <w:t xml:space="preserve">A clear path at least 30 inches wide from the door to the bed, the crib, and the closet</w:t>
+      </w:r>
+    </w:p>
+    <w:p>
+      <w:pPr>
+        <w:numPr>
+          <w:ilvl w:val="0"/>
+          <w:numId w:val="1007"/>
+        </w:numPr>
+        <w:pStyle w:val="Compact"/>
+      </w:pPr>
+      <w:r>
+        <w:t xml:space="preserve">Window coverings with no dangling cords</w:t>
+      </w:r>
+    </w:p>
+    <w:p>
+      <w:pPr>
+        <w:pStyle w:val="FirstParagraph"/>
       </w:pPr>
       <w:r>
         <w:rPr>
@@ -658,28 +856,46 @@
         </w:rPr>
         <w:t xml:space="preserve">Would like (wants):</w:t>
       </w:r>
-      <w:r>
-        <w:t xml:space="preserve"> </w:t>
-      </w:r>
-      <w:r>
-        <w:t xml:space="preserve">- A lamp that can dim</w:t>
-      </w:r>
-      <w:r>
-        <w:t xml:space="preserve"> </w:t>
-      </w:r>
-      <w:r>
-        <w:t xml:space="preserve">- Soft, calm colors</w:t>
-      </w:r>
-      <w:r>
-        <w:t xml:space="preserve"> </w:t>
-      </w:r>
-      <w:r>
-        <w:t xml:space="preserve">- A small dresser for baby clothes</w:t>
-      </w:r>
-    </w:p>
-    <w:p>
-      <w:pPr>
-        <w:pStyle w:val="BodyText"/>
+    </w:p>
+    <w:p>
+      <w:pPr>
+        <w:numPr>
+          <w:ilvl w:val="0"/>
+          <w:numId w:val="1008"/>
+        </w:numPr>
+        <w:pStyle w:val="Compact"/>
+      </w:pPr>
+      <w:r>
+        <w:t xml:space="preserve">A lamp that can dim</w:t>
+      </w:r>
+    </w:p>
+    <w:p>
+      <w:pPr>
+        <w:numPr>
+          <w:ilvl w:val="0"/>
+          <w:numId w:val="1008"/>
+        </w:numPr>
+        <w:pStyle w:val="Compact"/>
+      </w:pPr>
+      <w:r>
+        <w:t xml:space="preserve">Soft, calm colors</w:t>
+      </w:r>
+    </w:p>
+    <w:p>
+      <w:pPr>
+        <w:numPr>
+          <w:ilvl w:val="0"/>
+          <w:numId w:val="1008"/>
+        </w:numPr>
+        <w:pStyle w:val="Compact"/>
+      </w:pPr>
+      <w:r>
+        <w:t xml:space="preserve">A small dresser for baby clothes</w:t>
+      </w:r>
+    </w:p>
+    <w:p>
+      <w:pPr>
+        <w:pStyle w:val="FirstParagraph"/>
       </w:pPr>
       <w:r>
         <w:rPr>
@@ -778,52 +994,94 @@
         </w:rPr>
         <w:t xml:space="preserve">Must have (needs):</w:t>
       </w:r>
-      <w:r>
-        <w:t xml:space="preserve"> </w:t>
-      </w:r>
-      <w:r>
-        <w:t xml:space="preserve">- A kitchen with a two-burner cooktop, a sink, a mini fridge, and at least 4 feet of counter</w:t>
-      </w:r>
-      <w:r>
-        <w:t xml:space="preserve"> </w:t>
-      </w:r>
-      <w:r>
-        <w:t xml:space="preserve">- A bathroom, 3 feet by 5 feet, with a shower and a composting toilet, with a door or a curtain</w:t>
-      </w:r>
-      <w:r>
-        <w:t xml:space="preserve"> </w:t>
-      </w:r>
-      <w:r>
-        <w:t xml:space="preserve">- A table where two people can work and eat at the same time</w:t>
-      </w:r>
-      <w:r>
-        <w:t xml:space="preserve"> </w:t>
-      </w:r>
-      <w:r>
-        <w:t xml:space="preserve">- Seating for two</w:t>
-      </w:r>
-      <w:r>
-        <w:t xml:space="preserve"> </w:t>
-      </w:r>
-      <w:r>
-        <w:t xml:space="preserve">- Storage for clothes and for food</w:t>
-      </w:r>
-      <w:r>
-        <w:t xml:space="preserve"> </w:t>
-      </w:r>
-      <w:r>
-        <w:t xml:space="preserve">- The loft is the bedroom: a mattress up there and a ladder or stairs to reach it</w:t>
-      </w:r>
-      <w:r>
-        <w:t xml:space="preserve"> </w:t>
-      </w:r>
-      <w:r>
-        <w:t xml:space="preserve">- A clear path at least 30 inches wide from the door to every zone</w:t>
-      </w:r>
-    </w:p>
-    <w:p>
-      <w:pPr>
-        <w:pStyle w:val="BodyText"/>
+    </w:p>
+    <w:p>
+      <w:pPr>
+        <w:numPr>
+          <w:ilvl w:val="0"/>
+          <w:numId w:val="1009"/>
+        </w:numPr>
+        <w:pStyle w:val="Compact"/>
+      </w:pPr>
+      <w:r>
+        <w:t xml:space="preserve">A kitchen with a two-burner cooktop, a sink, a mini fridge, and at least 4 feet of counter</w:t>
+      </w:r>
+    </w:p>
+    <w:p>
+      <w:pPr>
+        <w:numPr>
+          <w:ilvl w:val="0"/>
+          <w:numId w:val="1009"/>
+        </w:numPr>
+        <w:pStyle w:val="Compact"/>
+      </w:pPr>
+      <w:r>
+        <w:t xml:space="preserve">A bathroom, 3 feet by 5 feet, with a shower and a composting toilet, with a door or a curtain</w:t>
+      </w:r>
+    </w:p>
+    <w:p>
+      <w:pPr>
+        <w:numPr>
+          <w:ilvl w:val="0"/>
+          <w:numId w:val="1009"/>
+        </w:numPr>
+        <w:pStyle w:val="Compact"/>
+      </w:pPr>
+      <w:r>
+        <w:t xml:space="preserve">A table where two people can work and eat at the same time</w:t>
+      </w:r>
+    </w:p>
+    <w:p>
+      <w:pPr>
+        <w:numPr>
+          <w:ilvl w:val="0"/>
+          <w:numId w:val="1009"/>
+        </w:numPr>
+        <w:pStyle w:val="Compact"/>
+      </w:pPr>
+      <w:r>
+        <w:t xml:space="preserve">Seating for two</w:t>
+      </w:r>
+    </w:p>
+    <w:p>
+      <w:pPr>
+        <w:numPr>
+          <w:ilvl w:val="0"/>
+          <w:numId w:val="1009"/>
+        </w:numPr>
+        <w:pStyle w:val="Compact"/>
+      </w:pPr>
+      <w:r>
+        <w:t xml:space="preserve">Storage for clothes and for food</w:t>
+      </w:r>
+    </w:p>
+    <w:p>
+      <w:pPr>
+        <w:numPr>
+          <w:ilvl w:val="0"/>
+          <w:numId w:val="1009"/>
+        </w:numPr>
+        <w:pStyle w:val="Compact"/>
+      </w:pPr>
+      <w:r>
+        <w:t xml:space="preserve">The loft is the bedroom: a mattress up there and a ladder or stairs to reach it</w:t>
+      </w:r>
+    </w:p>
+    <w:p>
+      <w:pPr>
+        <w:numPr>
+          <w:ilvl w:val="0"/>
+          <w:numId w:val="1009"/>
+        </w:numPr>
+        <w:pStyle w:val="Compact"/>
+      </w:pPr>
+      <w:r>
+        <w:t xml:space="preserve">A clear path at least 30 inches wide from the door to every zone</w:t>
+      </w:r>
+    </w:p>
+    <w:p>
+      <w:pPr>
+        <w:pStyle w:val="FirstParagraph"/>
       </w:pPr>
       <w:r>
         <w:rPr>
@@ -831,34 +1089,58 @@
         </w:rPr>
         <w:t xml:space="preserve">Would like (wants):</w:t>
       </w:r>
-      <w:r>
-        <w:t xml:space="preserve"> </w:t>
-      </w:r>
-      <w:r>
-        <w:t xml:space="preserve">- A spot for one bike inside</w:t>
-      </w:r>
-      <w:r>
-        <w:t xml:space="preserve"> </w:t>
-      </w:r>
-      <w:r>
-        <w:t xml:space="preserve">- A window seat</w:t>
-      </w:r>
-      <w:r>
-        <w:t xml:space="preserve"> </w:t>
-      </w:r>
-      <w:r>
-        <w:t xml:space="preserve">- Plants</w:t>
-      </w:r>
-      <w:r>
-        <w:t xml:space="preserve"> </w:t>
-      </w:r>
-      <w:r>
-        <w:t xml:space="preserve">- They like white, natural wood, and green</w:t>
-      </w:r>
-    </w:p>
-    <w:p>
-      <w:pPr>
-        <w:pStyle w:val="BodyText"/>
+    </w:p>
+    <w:p>
+      <w:pPr>
+        <w:numPr>
+          <w:ilvl w:val="0"/>
+          <w:numId w:val="1010"/>
+        </w:numPr>
+        <w:pStyle w:val="Compact"/>
+      </w:pPr>
+      <w:r>
+        <w:t xml:space="preserve">A spot for one bike inside</w:t>
+      </w:r>
+    </w:p>
+    <w:p>
+      <w:pPr>
+        <w:numPr>
+          <w:ilvl w:val="0"/>
+          <w:numId w:val="1010"/>
+        </w:numPr>
+        <w:pStyle w:val="Compact"/>
+      </w:pPr>
+      <w:r>
+        <w:t xml:space="preserve">A window seat</w:t>
+      </w:r>
+    </w:p>
+    <w:p>
+      <w:pPr>
+        <w:numPr>
+          <w:ilvl w:val="0"/>
+          <w:numId w:val="1010"/>
+        </w:numPr>
+        <w:pStyle w:val="Compact"/>
+      </w:pPr>
+      <w:r>
+        <w:t xml:space="preserve">Plants</w:t>
+      </w:r>
+    </w:p>
+    <w:p>
+      <w:pPr>
+        <w:numPr>
+          <w:ilvl w:val="0"/>
+          <w:numId w:val="1010"/>
+        </w:numPr>
+        <w:pStyle w:val="Compact"/>
+      </w:pPr>
+      <w:r>
+        <w:t xml:space="preserve">They like white, natural wood, and green</w:t>
+      </w:r>
+    </w:p>
+    <w:p>
+      <w:pPr>
+        <w:pStyle w:val="FirstParagraph"/>
       </w:pPr>
       <w:r>
         <w:rPr>
@@ -957,52 +1239,94 @@
         </w:rPr>
         <w:t xml:space="preserve">Must have (needs):</w:t>
       </w:r>
-      <w:r>
-        <w:t xml:space="preserve"> </w:t>
-      </w:r>
-      <w:r>
-        <w:t xml:space="preserve">- A turning circle 60 inches (5 feet) across, somewhere in the open floor, and space to turn beside the bed</w:t>
-      </w:r>
-      <w:r>
-        <w:t xml:space="preserve"> </w:t>
-      </w:r>
-      <w:r>
-        <w:t xml:space="preserve">- A clear path at least 36 inches wide from the door to the bed, the desk, the closet, and the window</w:t>
-      </w:r>
-      <w:r>
-        <w:t xml:space="preserve"> </w:t>
-      </w:r>
-      <w:r>
-        <w:t xml:space="preserve">- A bed about 20 inches high (the same as his chair seat), with open space on one side for the transfer</w:t>
-      </w:r>
-      <w:r>
-        <w:t xml:space="preserve"> </w:t>
-      </w:r>
-      <w:r>
-        <w:t xml:space="preserve">- A desk he can roll under: open underneath, 27 to 30 inches high</w:t>
-      </w:r>
-      <w:r>
-        <w:t xml:space="preserve"> </w:t>
-      </w:r>
-      <w:r>
-        <w:t xml:space="preserve">- A closet rod at 48 inches or lower, and shelves he can reach from the chair</w:t>
-      </w:r>
-      <w:r>
-        <w:t xml:space="preserve"> </w:t>
-      </w:r>
-      <w:r>
-        <w:t xml:space="preserve">- Light switches and outlets he can reach from the chair</w:t>
-      </w:r>
-      <w:r>
-        <w:t xml:space="preserve"> </w:t>
-      </w:r>
-      <w:r>
-        <w:t xml:space="preserve">- Nothing on the floor that catches wheels (no thick rugs)</w:t>
-      </w:r>
-    </w:p>
-    <w:p>
-      <w:pPr>
-        <w:pStyle w:val="BodyText"/>
+    </w:p>
+    <w:p>
+      <w:pPr>
+        <w:numPr>
+          <w:ilvl w:val="0"/>
+          <w:numId w:val="1011"/>
+        </w:numPr>
+        <w:pStyle w:val="Compact"/>
+      </w:pPr>
+      <w:r>
+        <w:t xml:space="preserve">A turning circle 60 inches (5 feet) across, somewhere in the open floor, and space to turn beside the bed</w:t>
+      </w:r>
+    </w:p>
+    <w:p>
+      <w:pPr>
+        <w:numPr>
+          <w:ilvl w:val="0"/>
+          <w:numId w:val="1011"/>
+        </w:numPr>
+        <w:pStyle w:val="Compact"/>
+      </w:pPr>
+      <w:r>
+        <w:t xml:space="preserve">A clear path at least 36 inches wide from the door to the bed, the desk, the closet, and the window</w:t>
+      </w:r>
+    </w:p>
+    <w:p>
+      <w:pPr>
+        <w:numPr>
+          <w:ilvl w:val="0"/>
+          <w:numId w:val="1011"/>
+        </w:numPr>
+        <w:pStyle w:val="Compact"/>
+      </w:pPr>
+      <w:r>
+        <w:t xml:space="preserve">A bed about 20 inches high (the same as his chair seat), with open space on one side for the transfer</w:t>
+      </w:r>
+    </w:p>
+    <w:p>
+      <w:pPr>
+        <w:numPr>
+          <w:ilvl w:val="0"/>
+          <w:numId w:val="1011"/>
+        </w:numPr>
+        <w:pStyle w:val="Compact"/>
+      </w:pPr>
+      <w:r>
+        <w:t xml:space="preserve">A desk he can roll under: open underneath, 27 to 30 inches high</w:t>
+      </w:r>
+    </w:p>
+    <w:p>
+      <w:pPr>
+        <w:numPr>
+          <w:ilvl w:val="0"/>
+          <w:numId w:val="1011"/>
+        </w:numPr>
+        <w:pStyle w:val="Compact"/>
+      </w:pPr>
+      <w:r>
+        <w:t xml:space="preserve">A closet rod at 48 inches or lower, and shelves he can reach from the chair</w:t>
+      </w:r>
+    </w:p>
+    <w:p>
+      <w:pPr>
+        <w:numPr>
+          <w:ilvl w:val="0"/>
+          <w:numId w:val="1011"/>
+        </w:numPr>
+        <w:pStyle w:val="Compact"/>
+      </w:pPr>
+      <w:r>
+        <w:t xml:space="preserve">Light switches and outlets he can reach from the chair</w:t>
+      </w:r>
+    </w:p>
+    <w:p>
+      <w:pPr>
+        <w:numPr>
+          <w:ilvl w:val="0"/>
+          <w:numId w:val="1011"/>
+        </w:numPr>
+        <w:pStyle w:val="Compact"/>
+      </w:pPr>
+      <w:r>
+        <w:t xml:space="preserve">Nothing on the floor that catches wheels (no thick rugs)</w:t>
+      </w:r>
+    </w:p>
+    <w:p>
+      <w:pPr>
+        <w:pStyle w:val="FirstParagraph"/>
       </w:pPr>
       <w:r>
         <w:rPr>
@@ -1010,28 +1334,46 @@
         </w:rPr>
         <w:t xml:space="preserve">Would like (wants):</w:t>
       </w:r>
-      <w:r>
-        <w:t xml:space="preserve"> </w:t>
-      </w:r>
-      <w:r>
-        <w:t xml:space="preserve">- A gaming setup</w:t>
-      </w:r>
-      <w:r>
-        <w:t xml:space="preserve"> </w:t>
-      </w:r>
-      <w:r>
-        <w:t xml:space="preserve">- A wall for posters</w:t>
-      </w:r>
-      <w:r>
-        <w:t xml:space="preserve"> </w:t>
-      </w:r>
-      <w:r>
-        <w:t xml:space="preserve">- He likes gray and orange</w:t>
-      </w:r>
-    </w:p>
-    <w:p>
-      <w:pPr>
-        <w:pStyle w:val="BodyText"/>
+    </w:p>
+    <w:p>
+      <w:pPr>
+        <w:numPr>
+          <w:ilvl w:val="0"/>
+          <w:numId w:val="1012"/>
+        </w:numPr>
+        <w:pStyle w:val="Compact"/>
+      </w:pPr>
+      <w:r>
+        <w:t xml:space="preserve">A gaming setup</w:t>
+      </w:r>
+    </w:p>
+    <w:p>
+      <w:pPr>
+        <w:numPr>
+          <w:ilvl w:val="0"/>
+          <w:numId w:val="1012"/>
+        </w:numPr>
+        <w:pStyle w:val="Compact"/>
+      </w:pPr>
+      <w:r>
+        <w:t xml:space="preserve">A wall for posters</w:t>
+      </w:r>
+    </w:p>
+    <w:p>
+      <w:pPr>
+        <w:numPr>
+          <w:ilvl w:val="0"/>
+          <w:numId w:val="1012"/>
+        </w:numPr>
+        <w:pStyle w:val="Compact"/>
+      </w:pPr>
+      <w:r>
+        <w:t xml:space="preserve">He likes gray and orange</w:t>
+      </w:r>
+    </w:p>
+    <w:p>
+      <w:pPr>
+        <w:pStyle w:val="FirstParagraph"/>
       </w:pPr>
       <w:r>
         <w:rPr>
@@ -1992,8 +2334,147 @@
       </w:pPr>
     </w:lvl>
   </w:abstractNum>
+  <w:abstractNum w:abstractNumId="991">
+    <w:nsid w:val="ea454b4c"/>
+    <w:multiLevelType w:val="multilevel"/>
+    <w:lvl w:ilvl="0">
+      <w:numFmt w:val="bullet"/>
+      <w:lvlText w:val="•"/>
+      <w:lvlJc w:val="left"/>
+      <w:pPr>
+        <w:tabs>
+          <w:tab w:val="num" w:pos="0"/>
+        </w:tabs>
+        <w:ind w:left="480" w:hanging="480"/>
+      </w:pPr>
+    </w:lvl>
+    <w:lvl w:ilvl="1">
+      <w:numFmt w:val="bullet"/>
+      <w:lvlText w:val="–"/>
+      <w:lvlJc w:val="left"/>
+      <w:pPr>
+        <w:tabs>
+          <w:tab w:val="num" w:pos="720"/>
+        </w:tabs>
+        <w:ind w:left="1200" w:hanging="480"/>
+      </w:pPr>
+    </w:lvl>
+    <w:lvl w:ilvl="2">
+      <w:numFmt w:val="bullet"/>
+      <w:lvlText w:val="•"/>
+      <w:lvlJc w:val="left"/>
+      <w:pPr>
+        <w:tabs>
+          <w:tab w:val="num" w:pos="1440"/>
+        </w:tabs>
+        <w:ind w:left="1920" w:hanging="480"/>
+      </w:pPr>
+    </w:lvl>
+    <w:lvl w:ilvl="3">
+      <w:numFmt w:val="bullet"/>
+      <w:lvlText w:val="–"/>
+      <w:lvlJc w:val="left"/>
+      <w:pPr>
+        <w:tabs>
+          <w:tab w:val="num" w:pos="2160"/>
+        </w:tabs>
+        <w:ind w:left="2640" w:hanging="480"/>
+      </w:pPr>
+    </w:lvl>
+    <w:lvl w:ilvl="4">
+      <w:numFmt w:val="bullet"/>
+      <w:lvlText w:val="•"/>
+      <w:lvlJc w:val="left"/>
+      <w:pPr>
+        <w:tabs>
+          <w:tab w:val="num" w:pos="2880"/>
+        </w:tabs>
+        <w:ind w:left="3360" w:hanging="480"/>
+      </w:pPr>
+    </w:lvl>
+    <w:lvl w:ilvl="5">
+      <w:numFmt w:val="bullet"/>
+      <w:lvlText w:val="–"/>
+      <w:lvlJc w:val="left"/>
+      <w:pPr>
+        <w:tabs>
+          <w:tab w:val="num" w:pos="3600"/>
+        </w:tabs>
+        <w:ind w:left="4080" w:hanging="480"/>
+      </w:pPr>
+    </w:lvl>
+    <w:lvl w:ilvl="6">
+      <w:numFmt w:val="bullet"/>
+      <w:lvlText w:val="•"/>
+      <w:lvlJc w:val="left"/>
+      <w:pPr>
+        <w:tabs>
+          <w:tab w:val="num" w:pos="4320"/>
+        </w:tabs>
+        <w:ind w:left="4800" w:hanging="480"/>
+      </w:pPr>
+    </w:lvl>
+    <w:lvl w:ilvl="7">
+      <w:numFmt w:val="bullet"/>
+      <w:lvlText w:val="–"/>
+      <w:lvlJc w:val="left"/>
+      <w:pPr>
+        <w:tabs>
+          <w:tab w:val="num" w:pos="5040"/>
+        </w:tabs>
+        <w:ind w:left="5520" w:hanging="480"/>
+      </w:pPr>
+    </w:lvl>
+    <w:lvl w:ilvl="8">
+      <w:numFmt w:val="bullet"/>
+      <w:lvlText w:val="•"/>
+      <w:lvlJc w:val="left"/>
+      <w:pPr>
+        <w:tabs>
+          <w:tab w:val="num" w:pos="5760"/>
+        </w:tabs>
+        <w:ind w:left="6240" w:hanging="480"/>
+      </w:pPr>
+    </w:lvl>
+  </w:abstractNum>
   <w:num w:numId="1000">
     <w:abstractNumId w:val="990"/>
+  </w:num>
+  <w:num w:numId="1001">
+    <w:abstractNumId w:val="991"/>
+  </w:num>
+  <w:num w:numId="1002">
+    <w:abstractNumId w:val="991"/>
+  </w:num>
+  <w:num w:numId="1003">
+    <w:abstractNumId w:val="991"/>
+  </w:num>
+  <w:num w:numId="1004">
+    <w:abstractNumId w:val="991"/>
+  </w:num>
+  <w:num w:numId="1005">
+    <w:abstractNumId w:val="991"/>
+  </w:num>
+  <w:num w:numId="1006">
+    <w:abstractNumId w:val="991"/>
+  </w:num>
+  <w:num w:numId="1007">
+    <w:abstractNumId w:val="991"/>
+  </w:num>
+  <w:num w:numId="1008">
+    <w:abstractNumId w:val="991"/>
+  </w:num>
+  <w:num w:numId="1009">
+    <w:abstractNumId w:val="991"/>
+  </w:num>
+  <w:num w:numId="1010">
+    <w:abstractNumId w:val="991"/>
+  </w:num>
+  <w:num w:numId="1011">
+    <w:abstractNumId w:val="991"/>
+  </w:num>
+  <w:num w:numId="1012">
+    <w:abstractNumId w:val="991"/>
   </w:num>
 </w:numbering>
 </file>
